--- a/NASA VR Journal.docx
+++ b/NASA VR Journal.docx
@@ -110,13 +110,8 @@
           <w:numId w:val="1"/>
         </w:numPr>
       </w:pPr>
-      <w:proofErr w:type="gramStart"/>
-      <w:r>
-        <w:t>Might</w:t>
-      </w:r>
-      <w:proofErr w:type="gramEnd"/>
-      <w:r>
-        <w:t xml:space="preserve"> need to revisit some tutorials to </w:t>
+      <w:r>
+        <w:t xml:space="preserve">Might need to revisit some tutorials to </w:t>
       </w:r>
       <w:r>
         <w:t>get an idea of direction in the future</w:t>
@@ -136,21 +131,13 @@
         <w:t>Done</w:t>
       </w:r>
       <w:r>
-        <w:t xml:space="preserve"> – VR beginner tutorial unity </w:t>
-      </w:r>
-      <w:proofErr w:type="gramStart"/>
-      <w:r>
-        <w:t>learn</w:t>
+        <w:t xml:space="preserve"> – VR beginner tutorial unity learn</w:t>
       </w:r>
       <w:r>
         <w:t xml:space="preserve"> ”</w:t>
       </w:r>
       <w:r>
-        <w:t>Create</w:t>
-      </w:r>
-      <w:proofErr w:type="gramEnd"/>
-      <w:r>
-        <w:t xml:space="preserve"> with VR</w:t>
+        <w:t>Create with VR</w:t>
       </w:r>
       <w:r>
         <w:t>”</w:t>
@@ -235,15 +222,7 @@
         </w:numPr>
       </w:pPr>
       <w:r>
-        <w:t xml:space="preserve">Finished setting up, side quest for </w:t>
-      </w:r>
-      <w:proofErr w:type="spellStart"/>
-      <w:r>
-        <w:t>apk</w:t>
-      </w:r>
-      <w:proofErr w:type="spellEnd"/>
-      <w:r>
-        <w:t xml:space="preserve"> transfer to the headset.</w:t>
+        <w:t>Finished setting up, side quest for apk transfer to the headset.</w:t>
       </w:r>
     </w:p>
     <w:p>
@@ -377,13 +356,8 @@
           <w:numId w:val="1"/>
         </w:numPr>
       </w:pPr>
-      <w:proofErr w:type="gramStart"/>
-      <w:r>
-        <w:t>Did</w:t>
-      </w:r>
-      <w:proofErr w:type="gramEnd"/>
-      <w:r>
-        <w:t xml:space="preserve"> not get to any major scripting but that was not part of September anyway.</w:t>
+      <w:r>
+        <w:t>Did not get to any major scripting but that was not part of September anyway.</w:t>
       </w:r>
     </w:p>
     <w:p>
@@ -396,16 +370,11 @@
       <w:r>
         <w:t xml:space="preserve">link </w:t>
       </w:r>
-      <w:proofErr w:type="spellStart"/>
       <w:r>
         <w:t>O</w:t>
       </w:r>
       <w:r>
-        <w:t>penXR</w:t>
-      </w:r>
-      <w:proofErr w:type="spellEnd"/>
-      <w:r>
-        <w:t xml:space="preserve"> to unity for faster editing</w:t>
+        <w:t>penXR to unity for faster editing</w:t>
       </w:r>
       <w:r>
         <w:t xml:space="preserve">. – </w:t>
@@ -443,14 +412,12 @@
       <w:r>
         <w:t xml:space="preserve"> but I am sure I will continue to have issues with </w:t>
       </w:r>
-      <w:proofErr w:type="spellStart"/>
       <w:r>
         <w:t>O</w:t>
       </w:r>
       <w:r>
         <w:t>penXR</w:t>
       </w:r>
-      <w:proofErr w:type="spellEnd"/>
       <w:r>
         <w:t>.</w:t>
       </w:r>
@@ -476,16 +443,11 @@
       <w:r>
         <w:t xml:space="preserve">withing the </w:t>
       </w:r>
-      <w:proofErr w:type="spellStart"/>
       <w:r>
         <w:t>O</w:t>
       </w:r>
       <w:r>
-        <w:t>penXR</w:t>
-      </w:r>
-      <w:proofErr w:type="spellEnd"/>
-      <w:r>
-        <w:t xml:space="preserve"> menu in unit.</w:t>
+        <w:t>penXR menu in unit.</w:t>
       </w:r>
     </w:p>
     <w:p>
@@ -575,10 +537,13 @@
         <w:t xml:space="preserve">Repair items – </w:t>
       </w:r>
       <w:r>
+        <w:t>D</w:t>
+      </w:r>
+      <w:r>
         <w:rPr>
-          <w:highlight w:val="cyan"/>
+          <w:highlight w:val="green"/>
         </w:rPr>
-        <w:t>working</w:t>
+        <w:t>one</w:t>
       </w:r>
     </w:p>
     <w:p>
@@ -636,15 +601,7 @@
         </w:numPr>
       </w:pPr>
       <w:r>
-        <w:t xml:space="preserve">Link to my </w:t>
-      </w:r>
-      <w:proofErr w:type="spellStart"/>
-      <w:r>
-        <w:t>Github</w:t>
-      </w:r>
-      <w:proofErr w:type="spellEnd"/>
-      <w:r>
-        <w:t xml:space="preserve"> </w:t>
+        <w:t xml:space="preserve">Link to my Github </w:t>
       </w:r>
       <w:hyperlink r:id="rId6" w:history="1">
         <w:r>
@@ -682,11 +639,9 @@
       <w:r>
         <w:t xml:space="preserve">Get the player working and moving </w:t>
       </w:r>
-      <w:proofErr w:type="gramStart"/>
-      <w:r>
-        <w:t>in  unity</w:t>
-      </w:r>
-      <w:proofErr w:type="gramEnd"/>
+      <w:r>
+        <w:t>in unity</w:t>
+      </w:r>
       <w:r>
         <w:t xml:space="preserve"> – </w:t>
       </w:r>
@@ -698,6 +653,97 @@
       </w:r>
     </w:p>
     <w:p>
+      <w:pPr>
+        <w:pStyle w:val="ListParagraph"/>
+        <w:numPr>
+          <w:ilvl w:val="3"/>
+          <w:numId w:val="1"/>
+        </w:numPr>
+      </w:pPr>
+      <w:r>
+        <w:t>Got the goggles working on the surface but need to work on movement of the player in the area</w:t>
+      </w:r>
+    </w:p>
+    <w:p>
+      <w:pPr>
+        <w:pStyle w:val="ListParagraph"/>
+        <w:numPr>
+          <w:ilvl w:val="0"/>
+          <w:numId w:val="1"/>
+        </w:numPr>
+      </w:pPr>
+      <w:r>
+        <w:t>Issues getting the surface to be a floor for objects</w:t>
+      </w:r>
+      <w:r>
+        <w:t>.</w:t>
+      </w:r>
+      <w:r>
+        <w:t xml:space="preserve"> – </w:t>
+      </w:r>
+      <w:r>
+        <w:rPr>
+          <w:highlight w:val="cyan"/>
+        </w:rPr>
+        <w:t>Working</w:t>
+      </w:r>
+    </w:p>
+    <w:p>
+      <w:pPr>
+        <w:pStyle w:val="ListParagraph"/>
+        <w:numPr>
+          <w:ilvl w:val="1"/>
+          <w:numId w:val="1"/>
+        </w:numPr>
+      </w:pPr>
+      <w:r>
+        <w:t xml:space="preserve">The video introduces </w:t>
+      </w:r>
+      <w:r>
+        <w:t>collision and a rigged body to assure that an objects works</w:t>
+      </w:r>
+    </w:p>
+    <w:p>
+      <w:pPr>
+        <w:pStyle w:val="ListParagraph"/>
+        <w:numPr>
+          <w:ilvl w:val="1"/>
+          <w:numId w:val="1"/>
+        </w:numPr>
+      </w:pPr>
+      <w:r>
+        <w:t xml:space="preserve">The video also introduces the idea of the </w:t>
+      </w:r>
+      <w:r>
+        <w:t>CR</w:t>
+      </w:r>
+      <w:r>
+        <w:t xml:space="preserve"> hand </w:t>
+      </w:r>
+      <w:r>
+        <w:t>interaction</w:t>
+      </w:r>
+      <w:r>
+        <w:t xml:space="preserve"> kit whi</w:t>
+      </w:r>
+      <w:r>
+        <w:t>ch will help with creating the working tasks.</w:t>
+      </w:r>
+    </w:p>
+    <w:p>
+      <w:pPr>
+        <w:rPr>
+          <w:color w:val="BF4E14" w:themeColor="accent2" w:themeShade="BF"/>
+        </w:rPr>
+      </w:pPr>
+      <w:r>
+        <w:rPr>
+          <w:color w:val="BF4E14" w:themeColor="accent2" w:themeShade="BF"/>
+        </w:rPr>
+        <w:t>Moving scripting to Nov. But that is okay because I was planning on doing scripting in November.</w:t>
+      </w:r>
+    </w:p>
+    <w:p>
       <w:r>
         <w:br w:type="page"/>
       </w:r>
@@ -726,6 +772,15 @@
       <w:r>
         <w:t>Creating an early moon environment experience</w:t>
       </w:r>
+      <w:r>
+        <w:t xml:space="preserve"> – </w:t>
+      </w:r>
+      <w:r>
+        <w:rPr>
+          <w:highlight w:val="cyan"/>
+        </w:rPr>
+        <w:t>Working</w:t>
+      </w:r>
     </w:p>
     <w:p>
       <w:pPr>
@@ -739,6 +794,52 @@
         <w:t>Maybe a simple task</w:t>
       </w:r>
     </w:p>
+    <w:p>
+      <w:pPr>
+        <w:rPr>
+          <w:color w:val="EE0000"/>
+        </w:rPr>
+      </w:pPr>
+      <w:r>
+        <w:rPr>
+          <w:color w:val="EE0000"/>
+        </w:rPr>
+        <w:t>ISSUE:</w:t>
+      </w:r>
+      <w:r>
+        <w:rPr>
+          <w:color w:val="EE0000"/>
+        </w:rPr>
+        <w:t xml:space="preserve"> Broke the program</w:t>
+      </w:r>
+      <w:r>
+        <w:rPr>
+          <w:color w:val="EE0000"/>
+        </w:rPr>
+        <w:t xml:space="preserve"> Nov. 1</w:t>
+      </w:r>
+    </w:p>
+    <w:p>
+      <w:pPr>
+        <w:rPr>
+          <w:color w:val="EE0000"/>
+        </w:rPr>
+      </w:pPr>
+      <w:r>
+        <w:rPr>
+          <w:color w:val="EE0000"/>
+        </w:rPr>
+        <w:tab/>
+        <w:t>Working to remake area and script objects to get a working area.</w:t>
+      </w:r>
+    </w:p>
+    <w:p/>
+    <w:p>
+      <w:r>
+        <w:br w:type="page"/>
+      </w:r>
+    </w:p>
+    <w:p/>
     <w:p>
       <w:pPr>
         <w:pStyle w:val="ListParagraph"/>

--- a/NASA VR Journal.docx
+++ b/NASA VR Journal.docx
@@ -793,6 +793,9 @@
       <w:r>
         <w:t>Maybe a simple task</w:t>
       </w:r>
+      <w:r>
+        <w:t xml:space="preserve"> – Walking around</w:t>
+      </w:r>
     </w:p>
     <w:p>
       <w:pPr>
@@ -818,19 +821,127 @@
         </w:rPr>
         <w:t xml:space="preserve"> Nov. 1</w:t>
       </w:r>
-    </w:p>
-    <w:p>
-      <w:pPr>
+      <w:r>
         <w:rPr>
           <w:color w:val="EE0000"/>
         </w:rPr>
-      </w:pPr>
-      <w:r>
+        <w:t xml:space="preserve"> </w:t>
+      </w:r>
+    </w:p>
+    <w:p>
+      <w:pPr>
         <w:rPr>
           <w:color w:val="EE0000"/>
         </w:rPr>
+      </w:pPr>
+      <w:r>
+        <w:rPr>
+          <w:color w:val="EE0000"/>
+        </w:rPr>
         <w:tab/>
-        <w:t>Working to remake area and script objects to get a working area.</w:t>
+        <w:t xml:space="preserve">Working to remake area and script objects to </w:t>
+      </w:r>
+      <w:r>
+        <w:rPr>
+          <w:color w:val="EE0000"/>
+        </w:rPr>
+        <w:t>get to</w:t>
+      </w:r>
+      <w:r>
+        <w:rPr>
+          <w:color w:val="EE0000"/>
+        </w:rPr>
+        <w:t xml:space="preserve"> a working area.</w:t>
+      </w:r>
+    </w:p>
+    <w:p>
+      <w:pPr>
+        <w:rPr>
+          <w:color w:val="4EA72E" w:themeColor="accent6"/>
+        </w:rPr>
+      </w:pPr>
+      <w:r>
+        <w:rPr>
+          <w:color w:val="4EA72E" w:themeColor="accent6"/>
+        </w:rPr>
+        <w:t xml:space="preserve">FIXED – Nov </w:t>
+      </w:r>
+      <w:r>
+        <w:rPr>
+          <w:color w:val="4EA72E" w:themeColor="accent6"/>
+        </w:rPr>
+        <w:t>6</w:t>
+      </w:r>
+    </w:p>
+    <w:p>
+      <w:pPr>
+        <w:rPr>
+          <w:color w:val="4EA72E" w:themeColor="accent6"/>
+        </w:rPr>
+      </w:pPr>
+      <w:r>
+        <w:rPr>
+          <w:color w:val="4EA72E" w:themeColor="accent6"/>
+        </w:rPr>
+        <w:tab/>
+        <w:t>Rewrote the program got things working</w:t>
+      </w:r>
+    </w:p>
+    <w:p>
+      <w:r>
+        <w:t>Live demo of area for Bill and Shara Nov 7,</w:t>
+      </w:r>
+    </w:p>
+    <w:p>
+      <w:pPr>
+        <w:pStyle w:val="ListParagraph"/>
+        <w:numPr>
+          <w:ilvl w:val="0"/>
+          <w:numId w:val="1"/>
+        </w:numPr>
+      </w:pPr>
+      <w:r>
+        <w:t>Got the locomotive system in just need to find the scripts for using the thumb stick controllers on the Quest.</w:t>
+      </w:r>
+      <w:r>
+        <w:t xml:space="preserve"> – Nov</w:t>
+      </w:r>
+      <w:r>
+        <w:t xml:space="preserve"> 16</w:t>
+      </w:r>
+    </w:p>
+    <w:p>
+      <w:r>
+        <w:t xml:space="preserve">Made a Web based version to be used on the web it is now on GitHub </w:t>
+      </w:r>
+      <w:r>
+        <w:t>–</w:t>
+      </w:r>
+      <w:r>
+        <w:t xml:space="preserve"> </w:t>
+      </w:r>
+      <w:r>
+        <w:t>16</w:t>
+      </w:r>
+    </w:p>
+    <w:p>
+      <w:r>
+        <w:t>I got an early version of the movement for the moon environment done I will begin working on making the player</w:t>
+      </w:r>
+      <w:r>
+        <w:t>’s movement based on the gravity – Nov. 20</w:t>
+      </w:r>
+    </w:p>
+    <w:p>
+      <w:pPr>
+        <w:pStyle w:val="ListParagraph"/>
+        <w:numPr>
+          <w:ilvl w:val="0"/>
+          <w:numId w:val="2"/>
+        </w:numPr>
+      </w:pPr>
+      <w:r>
+        <w:t>I had to use different commands from the one online I think that I have a newer version of unity that I am working with.</w:t>
       </w:r>
     </w:p>
     <w:p/>
@@ -1010,6 +1121,119 @@
 <file path=word/numbering.xml><?xml version="1.0" encoding="utf-8"?>
 <w:numbering xmlns:wpc="http://schemas.microsoft.com/office/word/2010/wordprocessingCanvas" xmlns:cx="http://schemas.microsoft.com/office/drawing/2014/chartex" xmlns:cx1="http://schemas.microsoft.com/office/drawing/2015/9/8/chartex" xmlns:cx2="http://schemas.microsoft.com/office/drawing/2015/10/21/chartex" xmlns:cx3="http://schemas.microsoft.com/office/drawing/2016/5/9/chartex" xmlns:cx4="http://schemas.microsoft.com/office/drawing/2016/5/10/chartex" xmlns:cx5="http://schemas.microsoft.com/office/drawing/2016/5/11/chartex" xmlns:cx6="http://schemas.microsoft.com/office/drawing/2016/5/12/chartex" xmlns:cx7="http://schemas.microsoft.com/office/drawing/2016/5/13/chartex" xmlns:cx8="http://schemas.microsoft.com/office/drawing/2016/5/14/chartex" xmlns:mc="http://schemas.openxmlformats.org/markup-compatibility/2006" xmlns:aink="http://schemas.microsoft.com/office/drawing/2016/ink" xmlns:am3d="http://schemas.microsoft.com/office/drawing/2017/model3d" xmlns:o="urn:schemas-microsoft-com:office:office" xmlns:oel="http://schemas.microsoft.com/office/2019/extlst" xmlns:r="http://schemas.openxmlformats.org/officeDocument/2006/relationships" xmlns:m="http://schemas.openxmlformats.org/officeDocument/2006/math" xmlns:v="urn:schemas-microsoft-com:vml" xmlns:wp14="http://schemas.microsoft.com/office/word/2010/wordprocessingDrawing" xmlns:wp="http://schemas.openxmlformats.org/drawingml/2006/wordprocessingDrawing" xmlns:w10="urn:schemas-microsoft-com:office:word" xmlns:w="http://schemas.openxmlformats.org/wordprocessingml/2006/main" xmlns:w14="http://schemas.microsoft.com/office/word/2010/wordml" xmlns:w15="http://schemas.microsoft.com/office/word/2012/wordml" xmlns:w16cex="http://schemas.microsoft.com/office/word/2018/wordml/cex" xmlns:w16cid="http://schemas.microsoft.com/office/word/2016/wordml/cid" xmlns:w16="http://schemas.microsoft.com/office/word/2018/wordml" xmlns:w16du="http://schemas.microsoft.com/office/word/2023/wordml/word16du" xmlns:w16sdtdh="http://schemas.microsoft.com/office/word/2020/wordml/sdtdatahash" xmlns:w16sdtfl="http://schemas.microsoft.com/office/word/2024/wordml/sdtformatlock" xmlns:w16se="http://schemas.microsoft.com/office/word/2015/wordml/symex" xmlns:wpg="http://schemas.microsoft.com/office/word/2010/wordprocessingGroup" xmlns:wpi="http://schemas.microsoft.com/office/word/2010/wordprocessingInk" xmlns:wne="http://schemas.microsoft.com/office/word/2006/wordml" xmlns:wps="http://schemas.microsoft.com/office/word/2010/wordprocessingShape" mc:Ignorable="w14 w15 w16se w16cid w16 w16cex w16sdtdh w16sdtfl w16du wp14">
   <w:abstractNum w:abstractNumId="0" w15:restartNumberingAfterBreak="0">
+    <w:nsid w:val="181D4C69"/>
+    <w:multiLevelType w:val="hybridMultilevel"/>
+    <w:tmpl w:val="3A66A8E4"/>
+    <w:lvl w:ilvl="0" w:tplc="04090001">
+      <w:start w:val="1"/>
+      <w:numFmt w:val="bullet"/>
+      <w:lvlText w:val=""/>
+      <w:lvlJc w:val="left"/>
+      <w:pPr>
+        <w:ind w:left="720" w:hanging="360"/>
+      </w:pPr>
+      <w:rPr>
+        <w:rFonts w:ascii="Symbol" w:hAnsi="Symbol" w:hint="default"/>
+      </w:rPr>
+    </w:lvl>
+    <w:lvl w:ilvl="1" w:tplc="04090003" w:tentative="1">
+      <w:start w:val="1"/>
+      <w:numFmt w:val="bullet"/>
+      <w:lvlText w:val="o"/>
+      <w:lvlJc w:val="left"/>
+      <w:pPr>
+        <w:ind w:left="1440" w:hanging="360"/>
+      </w:pPr>
+      <w:rPr>
+        <w:rFonts w:ascii="Courier New" w:hAnsi="Courier New" w:cs="Courier New" w:hint="default"/>
+      </w:rPr>
+    </w:lvl>
+    <w:lvl w:ilvl="2" w:tplc="04090005" w:tentative="1">
+      <w:start w:val="1"/>
+      <w:numFmt w:val="bullet"/>
+      <w:lvlText w:val=""/>
+      <w:lvlJc w:val="left"/>
+      <w:pPr>
+        <w:ind w:left="2160" w:hanging="360"/>
+      </w:pPr>
+      <w:rPr>
+        <w:rFonts w:ascii="Wingdings" w:hAnsi="Wingdings" w:hint="default"/>
+      </w:rPr>
+    </w:lvl>
+    <w:lvl w:ilvl="3" w:tplc="04090001" w:tentative="1">
+      <w:start w:val="1"/>
+      <w:numFmt w:val="bullet"/>
+      <w:lvlText w:val=""/>
+      <w:lvlJc w:val="left"/>
+      <w:pPr>
+        <w:ind w:left="2880" w:hanging="360"/>
+      </w:pPr>
+      <w:rPr>
+        <w:rFonts w:ascii="Symbol" w:hAnsi="Symbol" w:hint="default"/>
+      </w:rPr>
+    </w:lvl>
+    <w:lvl w:ilvl="4" w:tplc="04090003" w:tentative="1">
+      <w:start w:val="1"/>
+      <w:numFmt w:val="bullet"/>
+      <w:lvlText w:val="o"/>
+      <w:lvlJc w:val="left"/>
+      <w:pPr>
+        <w:ind w:left="3600" w:hanging="360"/>
+      </w:pPr>
+      <w:rPr>
+        <w:rFonts w:ascii="Courier New" w:hAnsi="Courier New" w:cs="Courier New" w:hint="default"/>
+      </w:rPr>
+    </w:lvl>
+    <w:lvl w:ilvl="5" w:tplc="04090005" w:tentative="1">
+      <w:start w:val="1"/>
+      <w:numFmt w:val="bullet"/>
+      <w:lvlText w:val=""/>
+      <w:lvlJc w:val="left"/>
+      <w:pPr>
+        <w:ind w:left="4320" w:hanging="360"/>
+      </w:pPr>
+      <w:rPr>
+        <w:rFonts w:ascii="Wingdings" w:hAnsi="Wingdings" w:hint="default"/>
+      </w:rPr>
+    </w:lvl>
+    <w:lvl w:ilvl="6" w:tplc="04090001" w:tentative="1">
+      <w:start w:val="1"/>
+      <w:numFmt w:val="bullet"/>
+      <w:lvlText w:val=""/>
+      <w:lvlJc w:val="left"/>
+      <w:pPr>
+        <w:ind w:left="5040" w:hanging="360"/>
+      </w:pPr>
+      <w:rPr>
+        <w:rFonts w:ascii="Symbol" w:hAnsi="Symbol" w:hint="default"/>
+      </w:rPr>
+    </w:lvl>
+    <w:lvl w:ilvl="7" w:tplc="04090003" w:tentative="1">
+      <w:start w:val="1"/>
+      <w:numFmt w:val="bullet"/>
+      <w:lvlText w:val="o"/>
+      <w:lvlJc w:val="left"/>
+      <w:pPr>
+        <w:ind w:left="5760" w:hanging="360"/>
+      </w:pPr>
+      <w:rPr>
+        <w:rFonts w:ascii="Courier New" w:hAnsi="Courier New" w:cs="Courier New" w:hint="default"/>
+      </w:rPr>
+    </w:lvl>
+    <w:lvl w:ilvl="8" w:tplc="04090005" w:tentative="1">
+      <w:start w:val="1"/>
+      <w:numFmt w:val="bullet"/>
+      <w:lvlText w:val=""/>
+      <w:lvlJc w:val="left"/>
+      <w:pPr>
+        <w:ind w:left="6480" w:hanging="360"/>
+      </w:pPr>
+      <w:rPr>
+        <w:rFonts w:ascii="Wingdings" w:hAnsi="Wingdings" w:hint="default"/>
+      </w:rPr>
+    </w:lvl>
+  </w:abstractNum>
+  <w:abstractNum w:abstractNumId="1" w15:restartNumberingAfterBreak="0">
     <w:nsid w:val="3CD914AD"/>
     <w:multiLevelType w:val="hybridMultilevel"/>
     <w:tmpl w:val="EA0C6D62"/>
@@ -1122,6 +1346,9 @@
     </w:lvl>
   </w:abstractNum>
   <w:num w:numId="1" w16cid:durableId="633021908">
+    <w:abstractNumId w:val="1"/>
+  </w:num>
+  <w:num w:numId="2" w16cid:durableId="10840131">
     <w:abstractNumId w:val="0"/>
   </w:num>
 </w:numbering>

--- a/NASA VR Journal.docx
+++ b/NASA VR Journal.docx
@@ -3,6 +3,99 @@
 <w:document xmlns:wpc="http://schemas.microsoft.com/office/word/2010/wordprocessingCanvas" xmlns:cx="http://schemas.microsoft.com/office/drawing/2014/chartex" xmlns:cx1="http://schemas.microsoft.com/office/drawing/2015/9/8/chartex" xmlns:cx2="http://schemas.microsoft.com/office/drawing/2015/10/21/chartex" xmlns:cx3="http://schemas.microsoft.com/office/drawing/2016/5/9/chartex" xmlns:cx4="http://schemas.microsoft.com/office/drawing/2016/5/10/chartex" xmlns:cx5="http://schemas.microsoft.com/office/drawing/2016/5/11/chartex" xmlns:cx6="http://schemas.microsoft.com/office/drawing/2016/5/12/chartex" xmlns:cx7="http://schemas.microsoft.com/office/drawing/2016/5/13/chartex" xmlns:cx8="http://schemas.microsoft.com/office/drawing/2016/5/14/chartex" xmlns:mc="http://schemas.openxmlformats.org/markup-compatibility/2006" xmlns:aink="http://schemas.microsoft.com/office/drawing/2016/ink" xmlns:am3d="http://schemas.microsoft.com/office/drawing/2017/model3d" xmlns:o="urn:schemas-microsoft-com:office:office" xmlns:oel="http://schemas.microsoft.com/office/2019/extlst" xmlns:r="http://schemas.openxmlformats.org/officeDocument/2006/relationships" xmlns:m="http://schemas.openxmlformats.org/officeDocument/2006/math" xmlns:v="urn:schemas-microsoft-com:vml" xmlns:wp14="http://schemas.microsoft.com/office/word/2010/wordprocessingDrawing" xmlns:wp="http://schemas.openxmlformats.org/drawingml/2006/wordprocessingDrawing" xmlns:w10="urn:schemas-microsoft-com:office:word" xmlns:w="http://schemas.openxmlformats.org/wordprocessingml/2006/main" xmlns:w14="http://schemas.microsoft.com/office/word/2010/wordml" xmlns:w15="http://schemas.microsoft.com/office/word/2012/wordml" xmlns:w16cex="http://schemas.microsoft.com/office/word/2018/wordml/cex" xmlns:w16cid="http://schemas.microsoft.com/office/word/2016/wordml/cid" xmlns:w16="http://schemas.microsoft.com/office/word/2018/wordml" xmlns:w16du="http://schemas.microsoft.com/office/word/2023/wordml/word16du" xmlns:w16sdtdh="http://schemas.microsoft.com/office/word/2020/wordml/sdtdatahash" xmlns:w16sdtfl="http://schemas.microsoft.com/office/word/2024/wordml/sdtformatlock" xmlns:w16se="http://schemas.microsoft.com/office/word/2015/wordml/symex" xmlns:wpg="http://schemas.microsoft.com/office/word/2010/wordprocessingGroup" xmlns:wpi="http://schemas.microsoft.com/office/word/2010/wordprocessingInk" xmlns:wne="http://schemas.microsoft.com/office/word/2006/wordml" xmlns:wps="http://schemas.microsoft.com/office/word/2010/wordprocessingShape" mc:Ignorable="w14 w15 w16se w16cid w16 w16cex w16sdtdh w16sdtfl w16du wp14">
   <w:body>
     <w:p>
+      <w:r>
+        <w:t>Sep.</w:t>
+      </w:r>
+    </w:p>
+    <w:p>
+      <w:pPr>
+        <w:pStyle w:val="ListParagraph"/>
+        <w:numPr>
+          <w:ilvl w:val="1"/>
+          <w:numId w:val="1"/>
+        </w:numPr>
+      </w:pPr>
+      <w:r>
+        <w:t xml:space="preserve">Learn Unity </w:t>
+      </w:r>
+      <w:r>
+        <w:t xml:space="preserve">– </w:t>
+      </w:r>
+      <w:r>
+        <w:rPr>
+          <w:highlight w:val="green"/>
+        </w:rPr>
+        <w:t>Done</w:t>
+      </w:r>
+    </w:p>
+    <w:p>
+      <w:pPr>
+        <w:pStyle w:val="ListParagraph"/>
+        <w:numPr>
+          <w:ilvl w:val="1"/>
+          <w:numId w:val="1"/>
+        </w:numPr>
+      </w:pPr>
+      <w:r>
+        <w:t>Story board the 3d experience</w:t>
+      </w:r>
+      <w:r>
+        <w:t xml:space="preserve"> – </w:t>
+      </w:r>
+      <w:r>
+        <w:rPr>
+          <w:highlight w:val="green"/>
+        </w:rPr>
+        <w:t>Done</w:t>
+      </w:r>
+    </w:p>
+    <w:p>
+      <w:r>
+        <w:t>The</w:t>
+      </w:r>
+      <w:r>
+        <w:t xml:space="preserve"> beta story board </w:t>
+      </w:r>
+      <w:r>
+        <w:rPr>
+          <w:highlight w:val="green"/>
+        </w:rPr>
+        <w:t>Done</w:t>
+      </w:r>
+    </w:p>
+    <w:p>
+      <w:r>
+        <w:t>I</w:t>
+      </w:r>
+      <w:r>
+        <w:t xml:space="preserve"> </w:t>
+      </w:r>
+      <w:r>
+        <w:t>am</w:t>
+      </w:r>
+      <w:r>
+        <w:t xml:space="preserve"> working on VR tutorials currently.</w:t>
+      </w:r>
+      <w:r>
+        <w:t xml:space="preserve">  </w:t>
+      </w:r>
+      <w:r>
+        <w:rPr>
+          <w:highlight w:val="yellow"/>
+        </w:rPr>
+        <w:t xml:space="preserve">– </w:t>
+      </w:r>
+      <w:r>
+        <w:rPr>
+          <w:highlight w:val="yellow"/>
+        </w:rPr>
+        <w:t>Done for now</w:t>
+      </w:r>
+      <w:r>
+        <w:t xml:space="preserve"> </w:t>
+      </w:r>
+    </w:p>
+    <w:p>
       <w:pPr>
         <w:pStyle w:val="ListParagraph"/>
         <w:numPr>
@@ -10,23 +103,24 @@
           <w:numId w:val="1"/>
         </w:numPr>
       </w:pPr>
-      <w:r>
-        <w:t>Sep.</w:t>
-      </w:r>
-    </w:p>
-    <w:p>
-      <w:pPr>
-        <w:pStyle w:val="ListParagraph"/>
-        <w:numPr>
-          <w:ilvl w:val="1"/>
-          <w:numId w:val="1"/>
-        </w:numPr>
-      </w:pPr>
-      <w:r>
-        <w:t xml:space="preserve">Learn Unity </w:t>
-      </w:r>
-      <w:r>
-        <w:t xml:space="preserve">– </w:t>
+      <w:proofErr w:type="gramStart"/>
+      <w:r>
+        <w:t>Might</w:t>
+      </w:r>
+      <w:proofErr w:type="gramEnd"/>
+      <w:r>
+        <w:t xml:space="preserve"> need to revisit some tutorials to </w:t>
+      </w:r>
+      <w:r>
+        <w:t>get an idea of direction in the future</w:t>
+      </w:r>
+    </w:p>
+    <w:p>
+      <w:r>
+        <w:t>Completing the VR tutorial</w:t>
+      </w:r>
+      <w:r>
+        <w:t xml:space="preserve"> – </w:t>
       </w:r>
       <w:r>
         <w:rPr>
@@ -34,110 +128,22 @@
         </w:rPr>
         <w:t>Done</w:t>
       </w:r>
-    </w:p>
-    <w:p>
-      <w:pPr>
-        <w:pStyle w:val="ListParagraph"/>
-        <w:numPr>
-          <w:ilvl w:val="1"/>
-          <w:numId w:val="1"/>
-        </w:numPr>
-      </w:pPr>
-      <w:r>
-        <w:t>Story board the 3d experience</w:t>
-      </w:r>
-      <w:r>
-        <w:t xml:space="preserve"> – </w:t>
-      </w:r>
-      <w:r>
-        <w:rPr>
-          <w:highlight w:val="green"/>
-        </w:rPr>
-        <w:t>Done</w:t>
-      </w:r>
-    </w:p>
-    <w:p>
-      <w:r>
-        <w:t>The</w:t>
-      </w:r>
-      <w:r>
-        <w:t xml:space="preserve"> beta story board </w:t>
-      </w:r>
-      <w:r>
-        <w:rPr>
-          <w:highlight w:val="green"/>
-        </w:rPr>
-        <w:t>Done</w:t>
-      </w:r>
-    </w:p>
-    <w:p>
-      <w:r>
-        <w:t>I</w:t>
-      </w:r>
-      <w:r>
-        <w:t xml:space="preserve"> </w:t>
-      </w:r>
-      <w:r>
-        <w:t>am</w:t>
-      </w:r>
-      <w:r>
-        <w:t xml:space="preserve"> working on VR tutorials currently.</w:t>
-      </w:r>
-      <w:r>
-        <w:t xml:space="preserve">  </w:t>
-      </w:r>
-      <w:r>
-        <w:rPr>
-          <w:highlight w:val="yellow"/>
-        </w:rPr>
-        <w:t xml:space="preserve">– </w:t>
-      </w:r>
-      <w:r>
-        <w:rPr>
-          <w:highlight w:val="yellow"/>
-        </w:rPr>
-        <w:t>Done for now</w:t>
-      </w:r>
-      <w:r>
-        <w:t xml:space="preserve"> </w:t>
-      </w:r>
-    </w:p>
-    <w:p>
-      <w:pPr>
-        <w:pStyle w:val="ListParagraph"/>
-        <w:numPr>
-          <w:ilvl w:val="0"/>
-          <w:numId w:val="1"/>
-        </w:numPr>
-      </w:pPr>
-      <w:r>
-        <w:t xml:space="preserve">Might need to revisit some tutorials to </w:t>
-      </w:r>
-      <w:r>
-        <w:t>get an idea of direction in the future</w:t>
-      </w:r>
-    </w:p>
-    <w:p>
-      <w:r>
-        <w:t>Completing the VR tutorial</w:t>
-      </w:r>
-      <w:r>
-        <w:t xml:space="preserve"> – </w:t>
-      </w:r>
-      <w:r>
-        <w:rPr>
-          <w:highlight w:val="green"/>
-        </w:rPr>
-        <w:t>Done</w:t>
-      </w:r>
-      <w:r>
-        <w:t xml:space="preserve"> – VR beginner tutorial unity learn</w:t>
+      <w:r>
+        <w:t xml:space="preserve"> – VR beginner tutorial unity </w:t>
+      </w:r>
+      <w:proofErr w:type="gramStart"/>
+      <w:r>
+        <w:t>learn</w:t>
       </w:r>
       <w:r>
         <w:t xml:space="preserve"> ”</w:t>
       </w:r>
       <w:r>
-        <w:t>Create with VR</w:t>
+        <w:t>Create</w:t>
+      </w:r>
+      <w:proofErr w:type="gramEnd"/>
+      <w:r>
+        <w:t xml:space="preserve"> with VR</w:t>
       </w:r>
       <w:r>
         <w:t>”</w:t>
@@ -222,7 +228,15 @@
         </w:numPr>
       </w:pPr>
       <w:r>
-        <w:t>Finished setting up, side quest for apk transfer to the headset.</w:t>
+        <w:t xml:space="preserve">Finished setting up, side quest for </w:t>
+      </w:r>
+      <w:proofErr w:type="spellStart"/>
+      <w:r>
+        <w:t>apk</w:t>
+      </w:r>
+      <w:proofErr w:type="spellEnd"/>
+      <w:r>
+        <w:t xml:space="preserve"> transfer to the headset.</w:t>
       </w:r>
     </w:p>
     <w:p>
@@ -356,8 +370,13 @@
           <w:numId w:val="1"/>
         </w:numPr>
       </w:pPr>
-      <w:r>
-        <w:t>Did not get to any major scripting but that was not part of September anyway.</w:t>
+      <w:proofErr w:type="gramStart"/>
+      <w:r>
+        <w:t>Did</w:t>
+      </w:r>
+      <w:proofErr w:type="gramEnd"/>
+      <w:r>
+        <w:t xml:space="preserve"> not get to any major scripting but that was not part of September anyway.</w:t>
       </w:r>
     </w:p>
     <w:p>
@@ -370,11 +389,16 @@
       <w:r>
         <w:t xml:space="preserve">link </w:t>
       </w:r>
+      <w:proofErr w:type="spellStart"/>
       <w:r>
         <w:t>O</w:t>
       </w:r>
       <w:r>
-        <w:t>penXR to unity for faster editing</w:t>
+        <w:t>penXR</w:t>
+      </w:r>
+      <w:proofErr w:type="spellEnd"/>
+      <w:r>
+        <w:t xml:space="preserve"> to unity for faster editing</w:t>
       </w:r>
       <w:r>
         <w:t xml:space="preserve">. – </w:t>
@@ -412,12 +436,14 @@
       <w:r>
         <w:t xml:space="preserve"> but I am sure I will continue to have issues with </w:t>
       </w:r>
+      <w:proofErr w:type="spellStart"/>
       <w:r>
         <w:t>O</w:t>
       </w:r>
       <w:r>
         <w:t>penXR</w:t>
       </w:r>
+      <w:proofErr w:type="spellEnd"/>
       <w:r>
         <w:t>.</w:t>
       </w:r>
@@ -443,11 +469,16 @@
       <w:r>
         <w:t xml:space="preserve">withing the </w:t>
       </w:r>
+      <w:proofErr w:type="spellStart"/>
       <w:r>
         <w:t>O</w:t>
       </w:r>
       <w:r>
-        <w:t>penXR menu in unit.</w:t>
+        <w:t>penXR</w:t>
+      </w:r>
+      <w:proofErr w:type="spellEnd"/>
+      <w:r>
+        <w:t xml:space="preserve"> menu in unit.</w:t>
       </w:r>
     </w:p>
     <w:p>
@@ -457,6 +488,16 @@
     </w:p>
     <w:p/>
     <w:p>
+      <w:r>
+        <w:t xml:space="preserve">Oct. </w:t>
+      </w:r>
+    </w:p>
+    <w:p>
+      <w:r>
+        <w:t>Create an early version of the environment</w:t>
+      </w:r>
+    </w:p>
+    <w:p>
       <w:pPr>
         <w:pStyle w:val="ListParagraph"/>
         <w:numPr>
@@ -465,7 +506,7 @@
         </w:numPr>
       </w:pPr>
       <w:r>
-        <w:t xml:space="preserve">Oct. </w:t>
+        <w:t>Find models that will work for the Habitat</w:t>
       </w:r>
     </w:p>
     <w:p>
@@ -477,7 +518,16 @@
         </w:numPr>
       </w:pPr>
       <w:r>
-        <w:t>Create an early version of the environment</w:t>
+        <w:t xml:space="preserve">Play area – </w:t>
+      </w:r>
+      <w:r>
+        <w:rPr>
+          <w:highlight w:val="green"/>
+        </w:rPr>
+        <w:t>Done</w:t>
+      </w:r>
+      <w:r>
+        <w:t xml:space="preserve"> </w:t>
       </w:r>
     </w:p>
     <w:p>
@@ -489,119 +539,80 @@
         </w:numPr>
       </w:pPr>
       <w:r>
-        <w:t>Find models that will work for the Habitat</w:t>
-      </w:r>
-    </w:p>
-    <w:p>
-      <w:pPr>
-        <w:pStyle w:val="ListParagraph"/>
-        <w:numPr>
-          <w:ilvl w:val="3"/>
-          <w:numId w:val="1"/>
-        </w:numPr>
-      </w:pPr>
-      <w:r>
-        <w:t xml:space="preserve">Play area – </w:t>
+        <w:t>October 13</w:t>
+      </w:r>
+    </w:p>
+    <w:p>
+      <w:pPr>
+        <w:pStyle w:val="ListParagraph"/>
+        <w:numPr>
+          <w:ilvl w:val="1"/>
+          <w:numId w:val="1"/>
+        </w:numPr>
+      </w:pPr>
+      <w:r>
+        <w:t xml:space="preserve">Repair items – </w:t>
+      </w:r>
+      <w:r>
+        <w:t>D</w:t>
       </w:r>
       <w:r>
         <w:rPr>
           <w:highlight w:val="green"/>
         </w:rPr>
+        <w:t>one</w:t>
+      </w:r>
+    </w:p>
+    <w:p>
+      <w:pPr>
+        <w:pStyle w:val="ListParagraph"/>
+        <w:numPr>
+          <w:ilvl w:val="1"/>
+          <w:numId w:val="1"/>
+        </w:numPr>
+      </w:pPr>
+      <w:r>
+        <w:t>Space suit</w:t>
+      </w:r>
+      <w:r>
+        <w:t xml:space="preserve"> – </w:t>
+      </w:r>
+      <w:r>
+        <w:rPr>
+          <w:highlight w:val="green"/>
+        </w:rPr>
         <w:t>Done</w:t>
       </w:r>
+    </w:p>
+    <w:p>
+      <w:pPr>
+        <w:pStyle w:val="ListParagraph"/>
+        <w:numPr>
+          <w:ilvl w:val="2"/>
+          <w:numId w:val="1"/>
+        </w:numPr>
+      </w:pPr>
+      <w:r>
+        <w:t>October 13</w:t>
+      </w:r>
+    </w:p>
+    <w:p/>
+    <w:p>
+      <w:r>
+        <w:t>Items can be found on NASA resources page, they are included in GitHub</w:t>
+      </w:r>
+    </w:p>
+    <w:p>
+      <w:r>
+        <w:t xml:space="preserve">Link to my </w:t>
+      </w:r>
+      <w:proofErr w:type="spellStart"/>
+      <w:r>
+        <w:t>Github</w:t>
+      </w:r>
+      <w:proofErr w:type="spellEnd"/>
       <w:r>
         <w:t xml:space="preserve"> </w:t>
-      </w:r>
-    </w:p>
-    <w:p>
-      <w:pPr>
-        <w:pStyle w:val="ListParagraph"/>
-        <w:numPr>
-          <w:ilvl w:val="4"/>
-          <w:numId w:val="1"/>
-        </w:numPr>
-      </w:pPr>
-      <w:r>
-        <w:t>October 13</w:t>
-      </w:r>
-    </w:p>
-    <w:p>
-      <w:pPr>
-        <w:pStyle w:val="ListParagraph"/>
-        <w:numPr>
-          <w:ilvl w:val="3"/>
-          <w:numId w:val="1"/>
-        </w:numPr>
-      </w:pPr>
-      <w:r>
-        <w:t xml:space="preserve">Repair items – </w:t>
-      </w:r>
-      <w:r>
-        <w:t>D</w:t>
-      </w:r>
-      <w:r>
-        <w:rPr>
-          <w:highlight w:val="green"/>
-        </w:rPr>
-        <w:t>one</w:t>
-      </w:r>
-    </w:p>
-    <w:p>
-      <w:pPr>
-        <w:pStyle w:val="ListParagraph"/>
-        <w:numPr>
-          <w:ilvl w:val="3"/>
-          <w:numId w:val="1"/>
-        </w:numPr>
-      </w:pPr>
-      <w:r>
-        <w:t>Space suit</w:t>
-      </w:r>
-      <w:r>
-        <w:t xml:space="preserve"> – </w:t>
-      </w:r>
-      <w:r>
-        <w:rPr>
-          <w:highlight w:val="green"/>
-        </w:rPr>
-        <w:t>Done</w:t>
-      </w:r>
-    </w:p>
-    <w:p>
-      <w:pPr>
-        <w:pStyle w:val="ListParagraph"/>
-        <w:numPr>
-          <w:ilvl w:val="4"/>
-          <w:numId w:val="1"/>
-        </w:numPr>
-      </w:pPr>
-      <w:r>
-        <w:t>October 13</w:t>
-      </w:r>
-    </w:p>
-    <w:p/>
-    <w:p>
-      <w:pPr>
-        <w:pStyle w:val="ListParagraph"/>
-        <w:numPr>
-          <w:ilvl w:val="0"/>
-          <w:numId w:val="1"/>
-        </w:numPr>
-      </w:pPr>
-      <w:r>
-        <w:t>Items can be found on NASA resources page, they are included in GitHub</w:t>
-      </w:r>
-    </w:p>
-    <w:p>
-      <w:pPr>
-        <w:pStyle w:val="ListParagraph"/>
-        <w:numPr>
-          <w:ilvl w:val="0"/>
-          <w:numId w:val="1"/>
-        </w:numPr>
-      </w:pPr>
-      <w:r>
-        <w:t xml:space="preserve">Link to my Github </w:t>
       </w:r>
       <w:hyperlink r:id="rId6" w:history="1">
         <w:r>
@@ -615,7 +626,18 @@
         <w:t xml:space="preserve"> </w:t>
       </w:r>
     </w:p>
-    <w:p/>
+    <w:p>
+      <w:pPr>
+        <w:pStyle w:val="ListParagraph"/>
+        <w:numPr>
+          <w:ilvl w:val="0"/>
+          <w:numId w:val="1"/>
+        </w:numPr>
+      </w:pPr>
+      <w:r>
+        <w:t>Starting to script the new area and find what other models that I might need</w:t>
+      </w:r>
+    </w:p>
     <w:p>
       <w:pPr>
         <w:pStyle w:val="ListParagraph"/>
@@ -625,7 +647,19 @@
         </w:numPr>
       </w:pPr>
       <w:r>
-        <w:t>Starting to script the new area and find what other models that I might need</w:t>
+        <w:t xml:space="preserve">Get the player working and moving </w:t>
+      </w:r>
+      <w:r>
+        <w:t>in unity</w:t>
+      </w:r>
+      <w:r>
+        <w:t xml:space="preserve"> – </w:t>
+      </w:r>
+      <w:r>
+        <w:rPr>
+          <w:highlight w:val="cyan"/>
+        </w:rPr>
+        <w:t>working</w:t>
       </w:r>
     </w:p>
     <w:p>
@@ -637,10 +671,15 @@
         </w:numPr>
       </w:pPr>
       <w:r>
-        <w:t xml:space="preserve">Get the player working and moving </w:t>
-      </w:r>
-      <w:r>
-        <w:t>in unity</w:t>
+        <w:t>Got the goggles working on the surface but need to work on movement of the player in the area</w:t>
+      </w:r>
+    </w:p>
+    <w:p>
+      <w:r>
+        <w:t>Issues getting the surface to be a floor for objects</w:t>
+      </w:r>
+      <w:r>
+        <w:t>.</w:t>
       </w:r>
       <w:r>
         <w:t xml:space="preserve"> – </w:t>
@@ -649,19 +688,7 @@
         <w:rPr>
           <w:highlight w:val="cyan"/>
         </w:rPr>
-        <w:t>working</w:t>
-      </w:r>
-    </w:p>
-    <w:p>
-      <w:pPr>
-        <w:pStyle w:val="ListParagraph"/>
-        <w:numPr>
-          <w:ilvl w:val="3"/>
-          <w:numId w:val="1"/>
-        </w:numPr>
-      </w:pPr>
-      <w:r>
-        <w:t>Got the goggles working on the surface but need to work on movement of the player in the area</w:t>
+        <w:t>Working</w:t>
       </w:r>
     </w:p>
     <w:p>
@@ -673,41 +700,33 @@
         </w:numPr>
       </w:pPr>
       <w:r>
-        <w:t>Issues getting the surface to be a floor for objects</w:t>
-      </w:r>
-      <w:r>
-        <w:t>.</w:t>
-      </w:r>
-      <w:r>
-        <w:t xml:space="preserve"> – </w:t>
-      </w:r>
-      <w:r>
-        <w:rPr>
-          <w:highlight w:val="cyan"/>
-        </w:rPr>
-        <w:t>Working</w:t>
-      </w:r>
-    </w:p>
-    <w:p>
-      <w:pPr>
-        <w:pStyle w:val="ListParagraph"/>
-        <w:numPr>
-          <w:ilvl w:val="1"/>
-          <w:numId w:val="1"/>
-        </w:numPr>
-      </w:pPr>
-      <w:r>
         <w:t xml:space="preserve">The video introduces </w:t>
       </w:r>
       <w:r>
-        <w:t>collision and a rigged body to assure that an objects works</w:t>
-      </w:r>
-    </w:p>
-    <w:p>
-      <w:pPr>
-        <w:pStyle w:val="ListParagraph"/>
-        <w:numPr>
-          <w:ilvl w:val="1"/>
+        <w:t xml:space="preserve">collision and a rigged body to </w:t>
+      </w:r>
+      <w:proofErr w:type="gramStart"/>
+      <w:r>
+        <w:t>assure</w:t>
+      </w:r>
+      <w:proofErr w:type="gramEnd"/>
+      <w:r>
+        <w:t xml:space="preserve"> that an </w:t>
+      </w:r>
+      <w:proofErr w:type="gramStart"/>
+      <w:r>
+        <w:t>objects</w:t>
+      </w:r>
+      <w:proofErr w:type="gramEnd"/>
+      <w:r>
+        <w:t xml:space="preserve"> works</w:t>
+      </w:r>
+    </w:p>
+    <w:p>
+      <w:pPr>
+        <w:pStyle w:val="ListParagraph"/>
+        <w:numPr>
+          <w:ilvl w:val="0"/>
           <w:numId w:val="1"/>
         </w:numPr>
       </w:pPr>
@@ -749,13 +768,6 @@
       </w:r>
     </w:p>
     <w:p>
-      <w:pPr>
-        <w:pStyle w:val="ListParagraph"/>
-        <w:numPr>
-          <w:ilvl w:val="0"/>
-          <w:numId w:val="1"/>
-        </w:numPr>
-      </w:pPr>
       <w:r>
         <w:lastRenderedPageBreak/>
         <w:t xml:space="preserve">Nov. </w:t>
@@ -944,7 +956,35 @@
         <w:t>I had to use different commands from the one online I think that I have a newer version of unity that I am working with.</w:t>
       </w:r>
     </w:p>
+    <w:p>
+      <w:r>
+        <w:t>Added a Background to the simulation to better represent space – Nov 21</w:t>
+      </w:r>
+    </w:p>
+    <w:p>
+      <w:r>
+        <w:t>Issue found – Nov. 22</w:t>
+      </w:r>
+    </w:p>
+    <w:p>
+      <w:pPr>
+        <w:pStyle w:val="ListParagraph"/>
+        <w:numPr>
+          <w:ilvl w:val="0"/>
+          <w:numId w:val="1"/>
+        </w:numPr>
+      </w:pPr>
+      <w:r>
+        <w:t>Falling through the map when snap turning.</w:t>
+      </w:r>
+    </w:p>
+    <w:p>
+      <w:r>
+        <w:t>The player can now move and explore the Apollo 16 landing as intended but still need to fix the snap turning issue. The simple task of being able to move around is complete and is workable in the environment</w:t>
+      </w:r>
+    </w:p>
     <w:p/>
+    <w:p/>
     <w:p>
       <w:r>
         <w:br w:type="page"/>
@@ -952,6 +992,11 @@
     </w:p>
     <w:p/>
     <w:p>
+      <w:r>
+        <w:t>Dec.</w:t>
+      </w:r>
+    </w:p>
+    <w:p>
       <w:pPr>
         <w:pStyle w:val="ListParagraph"/>
         <w:numPr>
@@ -960,18 +1005,6 @@
         </w:numPr>
       </w:pPr>
       <w:r>
-        <w:t>Dec.</w:t>
-      </w:r>
-    </w:p>
-    <w:p>
-      <w:pPr>
-        <w:pStyle w:val="ListParagraph"/>
-        <w:numPr>
-          <w:ilvl w:val="1"/>
-          <w:numId w:val="1"/>
-        </w:numPr>
-      </w:pPr>
-      <w:r>
         <w:t>Trouble shoot early issues with the environment and the playable area</w:t>
       </w:r>
     </w:p>
@@ -979,7 +1012,7 @@
       <w:pPr>
         <w:pStyle w:val="ListParagraph"/>
         <w:numPr>
-          <w:ilvl w:val="1"/>
+          <w:ilvl w:val="0"/>
           <w:numId w:val="1"/>
         </w:numPr>
       </w:pPr>
@@ -987,6 +1020,17 @@
         <w:t>End with something that works and is playable</w:t>
       </w:r>
     </w:p>
+    <w:p>
+      <w:r>
+        <w:t>Still working on fixing the falling through the map, however the simulation is still playable. Dec 13</w:t>
+      </w:r>
+    </w:p>
+    <w:p>
+      <w:r>
+        <w:br w:type="page"/>
+      </w:r>
+    </w:p>
+    <w:p/>
     <w:p>
       <w:pPr>
         <w:pStyle w:val="ListParagraph"/>

--- a/NASA VR Journal.docx
+++ b/NASA VR Journal.docx
@@ -1054,7 +1054,40 @@
       <w:r>
         <w:t>Create a rough final of the environment</w:t>
       </w:r>
-    </w:p>
+      <w:r>
+        <w:t xml:space="preserve"> – Done – Jan. 10</w:t>
+      </w:r>
+    </w:p>
+    <w:p>
+      <w:pPr>
+        <w:pStyle w:val="ListParagraph"/>
+        <w:numPr>
+          <w:ilvl w:val="2"/>
+          <w:numId w:val="1"/>
+        </w:numPr>
+      </w:pPr>
+      <w:r>
+        <w:t>Environment rough draft has been finalized</w:t>
+      </w:r>
+    </w:p>
+    <w:p>
+      <w:pPr>
+        <w:pStyle w:val="ListParagraph"/>
+        <w:numPr>
+          <w:ilvl w:val="1"/>
+          <w:numId w:val="1"/>
+        </w:numPr>
+      </w:pPr>
+      <w:r>
+        <w:t>Currently working to make the player able to jump and pick up objects</w:t>
+      </w:r>
+    </w:p>
+    <w:p>
+      <w:r>
+        <w:br w:type="page"/>
+      </w:r>
+    </w:p>
+    <w:p/>
     <w:p>
       <w:pPr>
         <w:pStyle w:val="ListParagraph"/>

--- a/NASA VR Journal.docx
+++ b/NASA VR Journal.docx
@@ -1083,6 +1083,19 @@
       </w:r>
     </w:p>
     <w:p>
+      <w:pPr>
+        <w:pStyle w:val="ListParagraph"/>
+        <w:numPr>
+          <w:ilvl w:val="1"/>
+          <w:numId w:val="1"/>
+        </w:numPr>
+      </w:pPr>
+      <w:r>
+        <w:t>I was able to complete the jumping aspect of the simulation will work on added gravity in February.</w:t>
+      </w:r>
+    </w:p>
+    <w:p/>
+    <w:p>
       <w:r>
         <w:br w:type="page"/>
       </w:r>
@@ -1111,6 +1124,41 @@
       <w:r>
         <w:t>Create an early version of the story board tasks</w:t>
       </w:r>
+      <w:r>
+        <w:t xml:space="preserve"> – abandoned</w:t>
+      </w:r>
+    </w:p>
+    <w:p>
+      <w:pPr>
+        <w:pStyle w:val="ListParagraph"/>
+        <w:numPr>
+          <w:ilvl w:val="2"/>
+          <w:numId w:val="1"/>
+        </w:numPr>
+      </w:pPr>
+      <w:r>
+        <w:t xml:space="preserve">I will be working </w:t>
+      </w:r>
+      <w:proofErr w:type="gramStart"/>
+      <w:r>
+        <w:t>to</w:t>
+      </w:r>
+      <w:proofErr w:type="gramEnd"/>
+      <w:r>
+        <w:t xml:space="preserve"> mak</w:t>
+      </w:r>
+      <w:r>
+        <w:t>ing</w:t>
+      </w:r>
+      <w:r>
+        <w:t xml:space="preserve"> a framework that I can use later to </w:t>
+      </w:r>
+      <w:r>
+        <w:t>add</w:t>
+      </w:r>
+      <w:r>
+        <w:t xml:space="preserve"> core tasks to the simulation.</w:t>
+      </w:r>
     </w:p>
     <w:p>
       <w:pPr>
@@ -1121,9 +1169,88 @@
         </w:numPr>
       </w:pPr>
       <w:r>
-        <w:t>Build the environment to fit each task</w:t>
-      </w:r>
-    </w:p>
+        <w:t xml:space="preserve">Build the </w:t>
+      </w:r>
+      <w:r>
+        <w:t>environment –</w:t>
+      </w:r>
+      <w:r>
+        <w:t xml:space="preserve"> final environment made.</w:t>
+      </w:r>
+    </w:p>
+    <w:p>
+      <w:pPr>
+        <w:pStyle w:val="ListParagraph"/>
+        <w:numPr>
+          <w:ilvl w:val="2"/>
+          <w:numId w:val="1"/>
+        </w:numPr>
+      </w:pPr>
+      <w:r>
+        <w:t>Working on bug fixes for the environment</w:t>
+      </w:r>
+    </w:p>
+    <w:p>
+      <w:pPr>
+        <w:pStyle w:val="ListParagraph"/>
+        <w:numPr>
+          <w:ilvl w:val="1"/>
+          <w:numId w:val="1"/>
+        </w:numPr>
+      </w:pPr>
+      <w:r>
+        <w:t xml:space="preserve">Working on finalizing </w:t>
+      </w:r>
+      <w:proofErr w:type="gramStart"/>
+      <w:r>
+        <w:t>movement</w:t>
+      </w:r>
+      <w:proofErr w:type="gramEnd"/>
+      <w:r>
+        <w:t xml:space="preserve"> and </w:t>
+      </w:r>
+      <w:r>
+        <w:t xml:space="preserve">object </w:t>
+      </w:r>
+      <w:proofErr w:type="gramStart"/>
+      <w:r>
+        <w:t>movement</w:t>
+      </w:r>
+      <w:proofErr w:type="gramEnd"/>
+      <w:r>
+        <w:t>.</w:t>
+      </w:r>
+    </w:p>
+    <w:p>
+      <w:pPr>
+        <w:pStyle w:val="ListParagraph"/>
+        <w:numPr>
+          <w:ilvl w:val="2"/>
+          <w:numId w:val="1"/>
+        </w:numPr>
+      </w:pPr>
+      <w:r>
+        <w:t>Unable to pick up a hammer currently</w:t>
+      </w:r>
+    </w:p>
+    <w:p>
+      <w:pPr>
+        <w:pStyle w:val="ListParagraph"/>
+        <w:numPr>
+          <w:ilvl w:val="1"/>
+          <w:numId w:val="1"/>
+        </w:numPr>
+      </w:pPr>
+      <w:r>
+        <w:t>Working on making gravity effect more noticeable</w:t>
+      </w:r>
+    </w:p>
+    <w:p>
+      <w:r>
+        <w:br w:type="page"/>
+      </w:r>
+    </w:p>
+    <w:p/>
     <w:p>
       <w:pPr>
         <w:pStyle w:val="ListParagraph"/>
